--- a/smjernice-projekta/Locust Open Source instal i uoute.docx
+++ b/smjernice-projekta/Locust Open Source instal i uoute.docx
@@ -4,17 +4,18 @@
   <w:body>
     <w:p>
       <w:pPr>
-        <w:pStyle w:val="10"/>
-        <w:keepNext w:val="0"/>
-        <w:keepLines w:val="0"/>
-        <w:widowControl/>
-        <w:suppressLineNumbers w:val="0"/>
-        <w:rPr>
-          <w:rFonts w:hint="default" w:ascii="Calibri Regular" w:hAnsi="Calibri Regular" w:cs="Calibri Regular"/>
-          <w:sz w:val="20"/>
-          <w:szCs w:val="20"/>
-        </w:rPr>
-      </w:pPr>
+        <w:pStyle w:val="9"/>
+        <w:keepNext w:val="0"/>
+        <w:keepLines w:val="0"/>
+        <w:widowControl/>
+        <w:suppressLineNumbers w:val="0"/>
+        <w:rPr>
+          <w:rFonts w:hint="default" w:ascii="Calibri Regular" w:hAnsi="Calibri Regular" w:cs="Calibri Regular"/>
+          <w:sz w:val="20"/>
+          <w:szCs w:val="20"/>
+        </w:rPr>
+      </w:pPr>
+      <w:bookmarkStart w:id="0" w:name="_GoBack"/>
       <w:r>
         <w:rPr>
           <w:rFonts w:hint="default" w:ascii="Calibri Regular" w:hAnsi="Calibri Regular" w:cs="Calibri Regular"/>
@@ -41,7 +42,7 @@
       </w:r>
       <w:r>
         <w:rPr>
-          <w:rStyle w:val="9"/>
+          <w:rStyle w:val="8"/>
           <w:rFonts w:hint="default" w:ascii="Calibri Regular" w:hAnsi="Calibri Regular" w:cs="Calibri Regular"/>
           <w:sz w:val="20"/>
           <w:szCs w:val="20"/>
@@ -62,7 +63,16 @@
           <w:sz w:val="20"/>
           <w:szCs w:val="20"/>
         </w:rPr>
-        <w:t xml:space="preserve"> je potpuno besplatan i open-source.</w:t>
+        <w:t xml:space="preserve"> </w:t>
+      </w:r>
+      <w:bookmarkEnd w:id="0"/>
+      <w:r>
+        <w:rPr>
+          <w:rFonts w:hint="default" w:ascii="Calibri Regular" w:hAnsi="Calibri Regular" w:cs="Calibri Regular"/>
+          <w:sz w:val="20"/>
+          <w:szCs w:val="20"/>
+        </w:rPr>
+        <w:t>je potpuno besplatan i open-source.</w:t>
       </w:r>
     </w:p>
     <w:p>
@@ -111,7 +121,7 @@
     </w:p>
     <w:p>
       <w:pPr>
-        <w:pStyle w:val="10"/>
+        <w:pStyle w:val="9"/>
         <w:keepNext w:val="0"/>
         <w:keepLines w:val="0"/>
         <w:widowControl/>
@@ -148,7 +158,7 @@
       </w:r>
       <w:r>
         <w:rPr>
-          <w:rStyle w:val="6"/>
+          <w:rStyle w:val="8"/>
           <w:rFonts w:hint="default" w:ascii="Calibri Regular" w:hAnsi="Calibri Regular" w:cs="Calibri Regular"/>
           <w:sz w:val="20"/>
           <w:szCs w:val="20"/>
@@ -219,7 +229,7 @@
     </w:p>
     <w:p>
       <w:pPr>
-        <w:pStyle w:val="10"/>
+        <w:pStyle w:val="9"/>
         <w:keepNext w:val="0"/>
         <w:keepLines w:val="0"/>
         <w:widowControl/>
@@ -256,23 +266,12 @@
       </w:r>
       <w:r>
         <w:rPr>
-          <w:rStyle w:val="6"/>
-          <w:rFonts w:hint="default" w:ascii="Calibri Regular" w:hAnsi="Calibri Regular" w:cs="Calibri Regular"/>
-          <w:sz w:val="20"/>
-          <w:szCs w:val="20"/>
-        </w:rPr>
-        <w:t>Locust Git</w:t>
-      </w:r>
-      <w:bookmarkStart w:id="0" w:name="_GoBack"/>
-      <w:bookmarkEnd w:id="0"/>
-      <w:r>
-        <w:rPr>
-          <w:rStyle w:val="6"/>
-          <w:rFonts w:hint="default" w:ascii="Calibri Regular" w:hAnsi="Calibri Regular" w:cs="Calibri Regular"/>
-          <w:sz w:val="20"/>
-          <w:szCs w:val="20"/>
-        </w:rPr>
-        <w:t>Hub</w:t>
+          <w:rStyle w:val="8"/>
+          <w:rFonts w:hint="default" w:ascii="Calibri Regular" w:hAnsi="Calibri Regular" w:cs="Calibri Regular"/>
+          <w:sz w:val="20"/>
+          <w:szCs w:val="20"/>
+        </w:rPr>
+        <w:t>Locust GitHub</w:t>
       </w:r>
       <w:r>
         <w:rPr>
@@ -338,7 +337,7 @@
     </w:p>
     <w:p>
       <w:pPr>
-        <w:pStyle w:val="10"/>
+        <w:pStyle w:val="9"/>
         <w:keepNext w:val="0"/>
         <w:keepLines w:val="0"/>
         <w:widowControl/>
@@ -375,7 +374,7 @@
       </w:r>
       <w:r>
         <w:rPr>
-          <w:rStyle w:val="9"/>
+          <w:rStyle w:val="8"/>
           <w:rFonts w:hint="default" w:ascii="Calibri Regular" w:hAnsi="Calibri Regular" w:cs="Calibri Regular"/>
           <w:sz w:val="20"/>
           <w:szCs w:val="20"/>
@@ -519,20 +518,20 @@
     </w:p>
     <w:p>
       <w:pPr>
-        <w:pStyle w:val="8"/>
-        <w:keepNext w:val="0"/>
-        <w:keepLines w:val="0"/>
-        <w:widowControl/>
-        <w:suppressLineNumbers w:val="0"/>
-        <w:rPr>
-          <w:rFonts w:hint="default" w:ascii="Calibri Regular" w:hAnsi="Calibri Regular" w:cs="Calibri Regular"/>
-          <w:sz w:val="20"/>
-          <w:szCs w:val="20"/>
-        </w:rPr>
-      </w:pPr>
-      <w:r>
-        <w:rPr>
-          <w:rStyle w:val="7"/>
+        <w:pStyle w:val="7"/>
+        <w:keepNext w:val="0"/>
+        <w:keepLines w:val="0"/>
+        <w:widowControl/>
+        <w:suppressLineNumbers w:val="0"/>
+        <w:rPr>
+          <w:rFonts w:hint="default" w:ascii="Calibri Regular" w:hAnsi="Calibri Regular" w:cs="Calibri Regular"/>
+          <w:sz w:val="20"/>
+          <w:szCs w:val="20"/>
+        </w:rPr>
+      </w:pPr>
+      <w:r>
+        <w:rPr>
+          <w:rStyle w:val="6"/>
           <w:rFonts w:hint="default" w:ascii="Calibri Regular" w:hAnsi="Calibri Regular" w:cs="Calibri Regular"/>
           <w:sz w:val="20"/>
           <w:szCs w:val="20"/>
@@ -646,20 +645,20 @@
     </w:p>
     <w:p>
       <w:pPr>
-        <w:pStyle w:val="8"/>
-        <w:keepNext w:val="0"/>
-        <w:keepLines w:val="0"/>
-        <w:widowControl/>
-        <w:suppressLineNumbers w:val="0"/>
-        <w:rPr>
-          <w:rFonts w:hint="default" w:ascii="Calibri Regular" w:hAnsi="Calibri Regular" w:cs="Calibri Regular"/>
-          <w:sz w:val="20"/>
-          <w:szCs w:val="20"/>
-        </w:rPr>
-      </w:pPr>
-      <w:r>
-        <w:rPr>
-          <w:rStyle w:val="7"/>
+        <w:pStyle w:val="7"/>
+        <w:keepNext w:val="0"/>
+        <w:keepLines w:val="0"/>
+        <w:widowControl/>
+        <w:suppressLineNumbers w:val="0"/>
+        <w:rPr>
+          <w:rFonts w:hint="default" w:ascii="Calibri Regular" w:hAnsi="Calibri Regular" w:cs="Calibri Regular"/>
+          <w:sz w:val="20"/>
+          <w:szCs w:val="20"/>
+        </w:rPr>
+      </w:pPr>
+      <w:r>
+        <w:rPr>
+          <w:rStyle w:val="6"/>
           <w:rFonts w:hint="default" w:ascii="Calibri Regular" w:hAnsi="Calibri Regular" w:cs="Calibri Regular"/>
           <w:sz w:val="20"/>
           <w:szCs w:val="20"/>
@@ -730,7 +729,7 @@
     </w:p>
     <w:p>
       <w:pPr>
-        <w:pStyle w:val="10"/>
+        <w:pStyle w:val="9"/>
         <w:keepNext w:val="0"/>
         <w:keepLines w:val="0"/>
         <w:widowControl/>
@@ -803,20 +802,20 @@
     </w:p>
     <w:p>
       <w:pPr>
-        <w:pStyle w:val="8"/>
-        <w:keepNext w:val="0"/>
-        <w:keepLines w:val="0"/>
-        <w:widowControl/>
-        <w:suppressLineNumbers w:val="0"/>
-        <w:rPr>
-          <w:rFonts w:hint="default" w:ascii="Calibri Regular" w:hAnsi="Calibri Regular" w:cs="Calibri Regular"/>
-          <w:sz w:val="20"/>
-          <w:szCs w:val="20"/>
-        </w:rPr>
-      </w:pPr>
-      <w:r>
-        <w:rPr>
-          <w:rStyle w:val="7"/>
+        <w:pStyle w:val="7"/>
+        <w:keepNext w:val="0"/>
+        <w:keepLines w:val="0"/>
+        <w:widowControl/>
+        <w:suppressLineNumbers w:val="0"/>
+        <w:rPr>
+          <w:rFonts w:hint="default" w:ascii="Calibri Regular" w:hAnsi="Calibri Regular" w:cs="Calibri Regular"/>
+          <w:sz w:val="20"/>
+          <w:szCs w:val="20"/>
+        </w:rPr>
+      </w:pPr>
+      <w:r>
+        <w:rPr>
+          <w:rStyle w:val="6"/>
           <w:rFonts w:hint="default" w:ascii="Calibri Regular" w:hAnsi="Calibri Regular" w:cs="Calibri Regular"/>
           <w:sz w:val="20"/>
           <w:szCs w:val="20"/>
@@ -826,21 +825,21 @@
     </w:p>
     <w:p>
       <w:pPr>
-        <w:pStyle w:val="10"/>
-        <w:keepNext w:val="0"/>
-        <w:keepLines w:val="0"/>
-        <w:widowControl/>
-        <w:suppressLineNumbers w:val="0"/>
-        <w:rPr>
-          <w:rFonts w:hint="default" w:ascii="Calibri Regular" w:hAnsi="Calibri Regular" w:cs="Calibri Regular"/>
-          <w:sz w:val="20"/>
-          <w:szCs w:val="20"/>
-        </w:rPr>
-      </w:pPr>
-    </w:p>
-    <w:p>
-      <w:pPr>
-        <w:pStyle w:val="10"/>
+        <w:pStyle w:val="9"/>
+        <w:keepNext w:val="0"/>
+        <w:keepLines w:val="0"/>
+        <w:widowControl/>
+        <w:suppressLineNumbers w:val="0"/>
+        <w:rPr>
+          <w:rFonts w:hint="default" w:ascii="Calibri Regular" w:hAnsi="Calibri Regular" w:cs="Calibri Regular"/>
+          <w:sz w:val="20"/>
+          <w:szCs w:val="20"/>
+        </w:rPr>
+      </w:pPr>
+    </w:p>
+    <w:p>
+      <w:pPr>
+        <w:pStyle w:val="9"/>
         <w:keepNext w:val="0"/>
         <w:keepLines w:val="0"/>
         <w:widowControl/>
@@ -913,20 +912,20 @@
     </w:p>
     <w:p>
       <w:pPr>
-        <w:pStyle w:val="8"/>
-        <w:keepNext w:val="0"/>
-        <w:keepLines w:val="0"/>
-        <w:widowControl/>
-        <w:suppressLineNumbers w:val="0"/>
-        <w:rPr>
-          <w:rFonts w:hint="default" w:ascii="Calibri Regular" w:hAnsi="Calibri Regular" w:cs="Calibri Regular"/>
-          <w:sz w:val="20"/>
-          <w:szCs w:val="20"/>
-        </w:rPr>
-      </w:pPr>
-      <w:r>
-        <w:rPr>
-          <w:rStyle w:val="7"/>
+        <w:pStyle w:val="7"/>
+        <w:keepNext w:val="0"/>
+        <w:keepLines w:val="0"/>
+        <w:widowControl/>
+        <w:suppressLineNumbers w:val="0"/>
+        <w:rPr>
+          <w:rFonts w:hint="default" w:ascii="Calibri Regular" w:hAnsi="Calibri Regular" w:cs="Calibri Regular"/>
+          <w:sz w:val="20"/>
+          <w:szCs w:val="20"/>
+        </w:rPr>
+      </w:pPr>
+      <w:r>
+        <w:rPr>
+          <w:rStyle w:val="6"/>
           <w:rFonts w:hint="default" w:ascii="Calibri Regular" w:hAnsi="Calibri Regular" w:cs="Calibri Regular"/>
           <w:sz w:val="20"/>
           <w:szCs w:val="20"/>
@@ -1040,20 +1039,20 @@
     </w:p>
     <w:p>
       <w:pPr>
-        <w:pStyle w:val="8"/>
-        <w:keepNext w:val="0"/>
-        <w:keepLines w:val="0"/>
-        <w:widowControl/>
-        <w:suppressLineNumbers w:val="0"/>
-        <w:rPr>
-          <w:rFonts w:hint="default" w:ascii="Calibri Regular" w:hAnsi="Calibri Regular" w:cs="Calibri Regular"/>
-          <w:sz w:val="20"/>
-          <w:szCs w:val="20"/>
-        </w:rPr>
-      </w:pPr>
-      <w:r>
-        <w:rPr>
-          <w:rStyle w:val="7"/>
+        <w:pStyle w:val="7"/>
+        <w:keepNext w:val="0"/>
+        <w:keepLines w:val="0"/>
+        <w:widowControl/>
+        <w:suppressLineNumbers w:val="0"/>
+        <w:rPr>
+          <w:rFonts w:hint="default" w:ascii="Calibri Regular" w:hAnsi="Calibri Regular" w:cs="Calibri Regular"/>
+          <w:sz w:val="20"/>
+          <w:szCs w:val="20"/>
+        </w:rPr>
+      </w:pPr>
+      <w:r>
+        <w:rPr>
+          <w:rStyle w:val="6"/>
           <w:rFonts w:hint="default" w:ascii="Calibri Regular" w:hAnsi="Calibri Regular" w:cs="Calibri Regular"/>
           <w:sz w:val="20"/>
           <w:szCs w:val="20"/>
@@ -1116,7 +1115,7 @@
     </w:p>
     <w:p>
       <w:pPr>
-        <w:pStyle w:val="10"/>
+        <w:pStyle w:val="9"/>
         <w:keepNext w:val="0"/>
         <w:keepLines w:val="0"/>
         <w:widowControl/>
@@ -1348,7 +1347,7 @@
     </w:p>
     <w:p>
       <w:pPr>
-        <w:pStyle w:val="10"/>
+        <w:pStyle w:val="9"/>
         <w:keepNext w:val="0"/>
         <w:keepLines w:val="0"/>
         <w:widowControl/>
@@ -1370,20 +1369,20 @@
     </w:p>
     <w:p>
       <w:pPr>
-        <w:pStyle w:val="8"/>
-        <w:keepNext w:val="0"/>
-        <w:keepLines w:val="0"/>
-        <w:widowControl/>
-        <w:suppressLineNumbers w:val="0"/>
-        <w:rPr>
-          <w:rFonts w:hint="default" w:ascii="Calibri Regular" w:hAnsi="Calibri Regular" w:cs="Calibri Regular"/>
-          <w:sz w:val="20"/>
-          <w:szCs w:val="20"/>
-        </w:rPr>
-      </w:pPr>
-      <w:r>
-        <w:rPr>
-          <w:rStyle w:val="7"/>
+        <w:pStyle w:val="7"/>
+        <w:keepNext w:val="0"/>
+        <w:keepLines w:val="0"/>
+        <w:widowControl/>
+        <w:suppressLineNumbers w:val="0"/>
+        <w:rPr>
+          <w:rFonts w:hint="default" w:ascii="Calibri Regular" w:hAnsi="Calibri Regular" w:cs="Calibri Regular"/>
+          <w:sz w:val="20"/>
+          <w:szCs w:val="20"/>
+        </w:rPr>
+      </w:pPr>
+      <w:r>
+        <w:rPr>
+          <w:rStyle w:val="6"/>
           <w:rFonts w:hint="default" w:ascii="Calibri Regular" w:hAnsi="Calibri Regular" w:cs="Calibri Regular"/>
           <w:sz w:val="20"/>
           <w:szCs w:val="20"/>
@@ -1446,7 +1445,7 @@
     </w:p>
     <w:p>
       <w:pPr>
-        <w:pStyle w:val="10"/>
+        <w:pStyle w:val="9"/>
         <w:keepNext w:val="0"/>
         <w:keepLines w:val="0"/>
         <w:widowControl/>
@@ -1585,7 +1584,6 @@
     </w:p>
     <w:tbl>
       <w:tblPr>
-        <w:tblStyle w:val="5"/>
         <w:tblW w:w="0" w:type="auto"/>
         <w:tblCellSpacing w:w="15" w:type="dxa"/>
         <w:tblInd w:w="0" w:type="dxa"/>
@@ -1597,7 +1595,7 @@
           <w:insideH w:val="none" w:color="auto" w:sz="0" w:space="0"/>
           <w:insideV w:val="none" w:color="auto" w:sz="0" w:space="0"/>
         </w:tblBorders>
-        <w:shd w:val="clear" w:color="auto" w:fill="auto"/>
+        <w:shd w:val="clear"/>
         <w:tblLayout w:type="autofit"/>
         <w:tblCellMar>
           <w:top w:w="15" w:type="dxa"/>
@@ -1611,23 +1609,6 @@
         <w:gridCol w:w="2714"/>
       </w:tblGrid>
       <w:tr>
-        <w:tblPrEx>
-          <w:tblBorders>
-            <w:top w:val="none" w:color="auto" w:sz="0" w:space="0"/>
-            <w:left w:val="none" w:color="auto" w:sz="0" w:space="0"/>
-            <w:bottom w:val="none" w:color="auto" w:sz="0" w:space="0"/>
-            <w:right w:val="none" w:color="auto" w:sz="0" w:space="0"/>
-            <w:insideH w:val="none" w:color="auto" w:sz="0" w:space="0"/>
-            <w:insideV w:val="none" w:color="auto" w:sz="0" w:space="0"/>
-          </w:tblBorders>
-          <w:shd w:val="clear" w:color="auto" w:fill="auto"/>
-          <w:tblCellMar>
-            <w:top w:w="15" w:type="dxa"/>
-            <w:left w:w="15" w:type="dxa"/>
-            <w:bottom w:w="15" w:type="dxa"/>
-            <w:right w:w="15" w:type="dxa"/>
-          </w:tblCellMar>
-        </w:tblPrEx>
         <w:trPr>
           <w:tblHeader/>
           <w:tblCellSpacing w:w="15" w:type="dxa"/>
@@ -1635,7 +1616,7 @@
         <w:tc>
           <w:tcPr>
             <w:tcW w:w="0" w:type="auto"/>
-            <w:shd w:val="clear" w:color="auto" w:fill="auto"/>
+            <w:shd w:val="clear"/>
             <w:vAlign w:val="center"/>
           </w:tcPr>
           <w:p>
@@ -1655,7 +1636,7 @@
             </w:pPr>
             <w:r>
               <w:rPr>
-                <w:rFonts w:hint="default" w:ascii="Calibri Regular" w:hAnsi="Calibri Regular" w:eastAsia="SimSun" w:cs="Calibri Regular"/>
+                <w:rFonts w:hint="default" w:ascii="Calibri Regular" w:hAnsi="Calibri Regular" w:eastAsia="宋体" w:cs="Calibri Regular"/>
                 <w:b/>
                 <w:bCs/>
                 <w:kern w:val="0"/>
@@ -1670,7 +1651,7 @@
         <w:tc>
           <w:tcPr>
             <w:tcW w:w="0" w:type="auto"/>
-            <w:shd w:val="clear" w:color="auto" w:fill="auto"/>
+            <w:shd w:val="clear"/>
             <w:vAlign w:val="center"/>
           </w:tcPr>
           <w:p>
@@ -1690,7 +1671,7 @@
             </w:pPr>
             <w:r>
               <w:rPr>
-                <w:rFonts w:hint="default" w:ascii="Calibri Regular" w:hAnsi="Calibri Regular" w:eastAsia="SimSun" w:cs="Calibri Regular"/>
+                <w:rFonts w:hint="default" w:ascii="Calibri Regular" w:hAnsi="Calibri Regular" w:eastAsia="宋体" w:cs="Calibri Regular"/>
                 <w:b/>
                 <w:bCs/>
                 <w:kern w:val="0"/>
@@ -1704,30 +1685,13 @@
         </w:tc>
       </w:tr>
       <w:tr>
-        <w:tblPrEx>
-          <w:tblBorders>
-            <w:top w:val="none" w:color="auto" w:sz="0" w:space="0"/>
-            <w:left w:val="none" w:color="auto" w:sz="0" w:space="0"/>
-            <w:bottom w:val="none" w:color="auto" w:sz="0" w:space="0"/>
-            <w:right w:val="none" w:color="auto" w:sz="0" w:space="0"/>
-            <w:insideH w:val="none" w:color="auto" w:sz="0" w:space="0"/>
-            <w:insideV w:val="none" w:color="auto" w:sz="0" w:space="0"/>
-          </w:tblBorders>
-          <w:shd w:val="clear" w:color="auto" w:fill="auto"/>
-          <w:tblCellMar>
-            <w:top w:w="15" w:type="dxa"/>
-            <w:left w:w="15" w:type="dxa"/>
-            <w:bottom w:w="15" w:type="dxa"/>
-            <w:right w:w="15" w:type="dxa"/>
-          </w:tblCellMar>
-        </w:tblPrEx>
         <w:trPr>
           <w:tblCellSpacing w:w="15" w:type="dxa"/>
         </w:trPr>
         <w:tc>
           <w:tcPr>
             <w:tcW w:w="0" w:type="auto"/>
-            <w:shd w:val="clear" w:color="auto" w:fill="auto"/>
+            <w:shd w:val="clear"/>
             <w:vAlign w:val="center"/>
           </w:tcPr>
           <w:p>
@@ -1745,7 +1709,7 @@
             </w:pPr>
             <w:r>
               <w:rPr>
-                <w:rFonts w:hint="default" w:ascii="Calibri Regular" w:hAnsi="Calibri Regular" w:eastAsia="SimSun" w:cs="Calibri Regular"/>
+                <w:rFonts w:hint="default" w:ascii="Calibri Regular" w:hAnsi="Calibri Regular" w:eastAsia="宋体" w:cs="Calibri Regular"/>
                 <w:kern w:val="0"/>
                 <w:sz w:val="20"/>
                 <w:szCs w:val="20"/>
@@ -1758,7 +1722,7 @@
         <w:tc>
           <w:tcPr>
             <w:tcW w:w="0" w:type="auto"/>
-            <w:shd w:val="clear" w:color="auto" w:fill="auto"/>
+            <w:shd w:val="clear"/>
             <w:vAlign w:val="center"/>
           </w:tcPr>
           <w:p>
@@ -1776,7 +1740,7 @@
             </w:pPr>
             <w:r>
               <w:rPr>
-                <w:rFonts w:hint="default" w:ascii="Calibri Regular" w:hAnsi="Calibri Regular" w:eastAsia="SimSun" w:cs="Calibri Regular"/>
+                <w:rFonts w:hint="default" w:ascii="Calibri Regular" w:hAnsi="Calibri Regular" w:eastAsia="宋体" w:cs="Calibri Regular"/>
                 <w:kern w:val="0"/>
                 <w:sz w:val="20"/>
                 <w:szCs w:val="20"/>
@@ -1786,7 +1750,7 @@
             </w:r>
             <w:r>
               <w:rPr>
-                <w:rFonts w:hint="default" w:ascii="Calibri Regular" w:hAnsi="Calibri Regular" w:eastAsia="SimSun" w:cs="Calibri Regular"/>
+                <w:rFonts w:hint="default" w:ascii="Calibri Regular" w:hAnsi="Calibri Regular" w:eastAsia="宋体" w:cs="Calibri Regular"/>
                 <w:kern w:val="0"/>
                 <w:sz w:val="20"/>
                 <w:szCs w:val="20"/>
@@ -1796,7 +1760,7 @@
             </w:r>
             <w:r>
               <w:rPr>
-                <w:rFonts w:hint="default" w:ascii="Calibri Regular" w:hAnsi="Calibri Regular" w:eastAsia="SimSun" w:cs="Calibri Regular"/>
+                <w:rFonts w:hint="default" w:ascii="Calibri Regular" w:hAnsi="Calibri Regular" w:eastAsia="宋体" w:cs="Calibri Regular"/>
                 <w:kern w:val="0"/>
                 <w:sz w:val="20"/>
                 <w:szCs w:val="20"/>
@@ -1806,8 +1770,8 @@
             </w:r>
             <w:r>
               <w:rPr>
-                <w:rStyle w:val="9"/>
-                <w:rFonts w:hint="default" w:ascii="Calibri Regular" w:hAnsi="Calibri Regular" w:eastAsia="SimSun" w:cs="Calibri Regular"/>
+                <w:rStyle w:val="8"/>
+                <w:rFonts w:hint="default" w:ascii="Calibri Regular" w:hAnsi="Calibri Regular" w:eastAsia="宋体" w:cs="Calibri Regular"/>
                 <w:sz w:val="20"/>
                 <w:szCs w:val="20"/>
               </w:rPr>
@@ -1815,7 +1779,7 @@
             </w:r>
             <w:r>
               <w:rPr>
-                <w:rFonts w:hint="default" w:ascii="Calibri Regular" w:hAnsi="Calibri Regular" w:eastAsia="SimSun" w:cs="Calibri Regular"/>
+                <w:rFonts w:hint="default" w:ascii="Calibri Regular" w:hAnsi="Calibri Regular" w:eastAsia="宋体" w:cs="Calibri Regular"/>
                 <w:kern w:val="0"/>
                 <w:sz w:val="20"/>
                 <w:szCs w:val="20"/>
@@ -1827,30 +1791,13 @@
         </w:tc>
       </w:tr>
       <w:tr>
-        <w:tblPrEx>
-          <w:tblBorders>
-            <w:top w:val="none" w:color="auto" w:sz="0" w:space="0"/>
-            <w:left w:val="none" w:color="auto" w:sz="0" w:space="0"/>
-            <w:bottom w:val="none" w:color="auto" w:sz="0" w:space="0"/>
-            <w:right w:val="none" w:color="auto" w:sz="0" w:space="0"/>
-            <w:insideH w:val="none" w:color="auto" w:sz="0" w:space="0"/>
-            <w:insideV w:val="none" w:color="auto" w:sz="0" w:space="0"/>
-          </w:tblBorders>
-          <w:shd w:val="clear" w:color="auto" w:fill="auto"/>
-          <w:tblCellMar>
-            <w:top w:w="15" w:type="dxa"/>
-            <w:left w:w="15" w:type="dxa"/>
-            <w:bottom w:w="15" w:type="dxa"/>
-            <w:right w:w="15" w:type="dxa"/>
-          </w:tblCellMar>
-        </w:tblPrEx>
         <w:trPr>
           <w:tblCellSpacing w:w="15" w:type="dxa"/>
         </w:trPr>
         <w:tc>
           <w:tcPr>
             <w:tcW w:w="0" w:type="auto"/>
-            <w:shd w:val="clear" w:color="auto" w:fill="auto"/>
+            <w:shd w:val="clear"/>
             <w:vAlign w:val="center"/>
           </w:tcPr>
           <w:p>
@@ -1868,7 +1815,7 @@
             </w:pPr>
             <w:r>
               <w:rPr>
-                <w:rFonts w:hint="default" w:ascii="Calibri Regular" w:hAnsi="Calibri Regular" w:eastAsia="SimSun" w:cs="Calibri Regular"/>
+                <w:rFonts w:hint="default" w:ascii="Calibri Regular" w:hAnsi="Calibri Regular" w:eastAsia="宋体" w:cs="Calibri Regular"/>
                 <w:kern w:val="0"/>
                 <w:sz w:val="20"/>
                 <w:szCs w:val="20"/>
@@ -1881,7 +1828,7 @@
         <w:tc>
           <w:tcPr>
             <w:tcW w:w="0" w:type="auto"/>
-            <w:shd w:val="clear" w:color="auto" w:fill="auto"/>
+            <w:shd w:val="clear"/>
             <w:vAlign w:val="center"/>
           </w:tcPr>
           <w:p>
@@ -1899,7 +1846,7 @@
             </w:pPr>
             <w:r>
               <w:rPr>
-                <w:rFonts w:hint="default" w:ascii="Calibri Regular" w:hAnsi="Calibri Regular" w:eastAsia="SimSun" w:cs="Calibri Regular"/>
+                <w:rFonts w:hint="default" w:ascii="Calibri Regular" w:hAnsi="Calibri Regular" w:eastAsia="宋体" w:cs="Calibri Regular"/>
                 <w:kern w:val="0"/>
                 <w:sz w:val="20"/>
                 <w:szCs w:val="20"/>
@@ -1909,7 +1856,7 @@
             </w:r>
             <w:r>
               <w:rPr>
-                <w:rFonts w:hint="default" w:ascii="Calibri Regular" w:hAnsi="Calibri Regular" w:eastAsia="SimSun" w:cs="Calibri Regular"/>
+                <w:rFonts w:hint="default" w:ascii="Calibri Regular" w:hAnsi="Calibri Regular" w:eastAsia="宋体" w:cs="Calibri Regular"/>
                 <w:kern w:val="0"/>
                 <w:sz w:val="20"/>
                 <w:szCs w:val="20"/>
@@ -1919,7 +1866,7 @@
             </w:r>
             <w:r>
               <w:rPr>
-                <w:rFonts w:hint="default" w:ascii="Calibri Regular" w:hAnsi="Calibri Regular" w:eastAsia="SimSun" w:cs="Calibri Regular"/>
+                <w:rFonts w:hint="default" w:ascii="Calibri Regular" w:hAnsi="Calibri Regular" w:eastAsia="宋体" w:cs="Calibri Regular"/>
                 <w:kern w:val="0"/>
                 <w:sz w:val="20"/>
                 <w:szCs w:val="20"/>
@@ -1929,8 +1876,8 @@
             </w:r>
             <w:r>
               <w:rPr>
-                <w:rStyle w:val="9"/>
-                <w:rFonts w:hint="default" w:ascii="Calibri Regular" w:hAnsi="Calibri Regular" w:eastAsia="SimSun" w:cs="Calibri Regular"/>
+                <w:rStyle w:val="8"/>
+                <w:rFonts w:hint="default" w:ascii="Calibri Regular" w:hAnsi="Calibri Regular" w:eastAsia="宋体" w:cs="Calibri Regular"/>
                 <w:sz w:val="20"/>
                 <w:szCs w:val="20"/>
               </w:rPr>
@@ -1938,7 +1885,7 @@
             </w:r>
             <w:r>
               <w:rPr>
-                <w:rFonts w:hint="default" w:ascii="Calibri Regular" w:hAnsi="Calibri Regular" w:eastAsia="SimSun" w:cs="Calibri Regular"/>
+                <w:rFonts w:hint="default" w:ascii="Calibri Regular" w:hAnsi="Calibri Regular" w:eastAsia="宋体" w:cs="Calibri Regular"/>
                 <w:kern w:val="0"/>
                 <w:sz w:val="20"/>
                 <w:szCs w:val="20"/>
@@ -1950,30 +1897,13 @@
         </w:tc>
       </w:tr>
       <w:tr>
-        <w:tblPrEx>
-          <w:tblBorders>
-            <w:top w:val="none" w:color="auto" w:sz="0" w:space="0"/>
-            <w:left w:val="none" w:color="auto" w:sz="0" w:space="0"/>
-            <w:bottom w:val="none" w:color="auto" w:sz="0" w:space="0"/>
-            <w:right w:val="none" w:color="auto" w:sz="0" w:space="0"/>
-            <w:insideH w:val="none" w:color="auto" w:sz="0" w:space="0"/>
-            <w:insideV w:val="none" w:color="auto" w:sz="0" w:space="0"/>
-          </w:tblBorders>
-          <w:shd w:val="clear" w:color="auto" w:fill="auto"/>
-          <w:tblCellMar>
-            <w:top w:w="15" w:type="dxa"/>
-            <w:left w:w="15" w:type="dxa"/>
-            <w:bottom w:w="15" w:type="dxa"/>
-            <w:right w:w="15" w:type="dxa"/>
-          </w:tblCellMar>
-        </w:tblPrEx>
         <w:trPr>
           <w:tblCellSpacing w:w="15" w:type="dxa"/>
         </w:trPr>
         <w:tc>
           <w:tcPr>
             <w:tcW w:w="0" w:type="auto"/>
-            <w:shd w:val="clear" w:color="auto" w:fill="auto"/>
+            <w:shd w:val="clear"/>
             <w:vAlign w:val="center"/>
           </w:tcPr>
           <w:p>
@@ -1991,7 +1921,7 @@
             </w:pPr>
             <w:r>
               <w:rPr>
-                <w:rFonts w:hint="default" w:ascii="Calibri Regular" w:hAnsi="Calibri Regular" w:eastAsia="SimSun" w:cs="Calibri Regular"/>
+                <w:rFonts w:hint="default" w:ascii="Calibri Regular" w:hAnsi="Calibri Regular" w:eastAsia="宋体" w:cs="Calibri Regular"/>
                 <w:kern w:val="0"/>
                 <w:sz w:val="20"/>
                 <w:szCs w:val="20"/>
@@ -2004,7 +1934,7 @@
         <w:tc>
           <w:tcPr>
             <w:tcW w:w="0" w:type="auto"/>
-            <w:shd w:val="clear" w:color="auto" w:fill="auto"/>
+            <w:shd w:val="clear"/>
             <w:vAlign w:val="center"/>
           </w:tcPr>
           <w:p>
@@ -2022,7 +1952,7 @@
             </w:pPr>
             <w:r>
               <w:rPr>
-                <w:rFonts w:hint="default" w:ascii="Calibri Regular" w:hAnsi="Calibri Regular" w:eastAsia="SimSun" w:cs="Calibri Regular"/>
+                <w:rFonts w:hint="default" w:ascii="Calibri Regular" w:hAnsi="Calibri Regular" w:eastAsia="宋体" w:cs="Calibri Regular"/>
                 <w:kern w:val="0"/>
                 <w:sz w:val="20"/>
                 <w:szCs w:val="20"/>
@@ -2032,7 +1962,7 @@
             </w:r>
             <w:r>
               <w:rPr>
-                <w:rFonts w:hint="default" w:ascii="Calibri Regular" w:hAnsi="Calibri Regular" w:eastAsia="SimSun" w:cs="Calibri Regular"/>
+                <w:rFonts w:hint="default" w:ascii="Calibri Regular" w:hAnsi="Calibri Regular" w:eastAsia="宋体" w:cs="Calibri Regular"/>
                 <w:kern w:val="0"/>
                 <w:sz w:val="20"/>
                 <w:szCs w:val="20"/>
@@ -2042,7 +1972,7 @@
             </w:r>
             <w:r>
               <w:rPr>
-                <w:rFonts w:hint="default" w:ascii="Calibri Regular" w:hAnsi="Calibri Regular" w:eastAsia="SimSun" w:cs="Calibri Regular"/>
+                <w:rFonts w:hint="default" w:ascii="Calibri Regular" w:hAnsi="Calibri Regular" w:eastAsia="宋体" w:cs="Calibri Regular"/>
                 <w:kern w:val="0"/>
                 <w:sz w:val="20"/>
                 <w:szCs w:val="20"/>
@@ -2052,8 +1982,8 @@
             </w:r>
             <w:r>
               <w:rPr>
-                <w:rStyle w:val="9"/>
-                <w:rFonts w:hint="default" w:ascii="Calibri Regular" w:hAnsi="Calibri Regular" w:eastAsia="SimSun" w:cs="Calibri Regular"/>
+                <w:rStyle w:val="8"/>
+                <w:rFonts w:hint="default" w:ascii="Calibri Regular" w:hAnsi="Calibri Regular" w:eastAsia="宋体" w:cs="Calibri Regular"/>
                 <w:sz w:val="20"/>
                 <w:szCs w:val="20"/>
               </w:rPr>
@@ -2061,7 +1991,7 @@
             </w:r>
             <w:r>
               <w:rPr>
-                <w:rFonts w:hint="default" w:ascii="Calibri Regular" w:hAnsi="Calibri Regular" w:eastAsia="SimSun" w:cs="Calibri Regular"/>
+                <w:rFonts w:hint="default" w:ascii="Calibri Regular" w:hAnsi="Calibri Regular" w:eastAsia="宋体" w:cs="Calibri Regular"/>
                 <w:kern w:val="0"/>
                 <w:sz w:val="20"/>
                 <w:szCs w:val="20"/>
@@ -2073,30 +2003,13 @@
         </w:tc>
       </w:tr>
       <w:tr>
-        <w:tblPrEx>
-          <w:tblBorders>
-            <w:top w:val="none" w:color="auto" w:sz="0" w:space="0"/>
-            <w:left w:val="none" w:color="auto" w:sz="0" w:space="0"/>
-            <w:bottom w:val="none" w:color="auto" w:sz="0" w:space="0"/>
-            <w:right w:val="none" w:color="auto" w:sz="0" w:space="0"/>
-            <w:insideH w:val="none" w:color="auto" w:sz="0" w:space="0"/>
-            <w:insideV w:val="none" w:color="auto" w:sz="0" w:space="0"/>
-          </w:tblBorders>
-          <w:shd w:val="clear" w:color="auto" w:fill="auto"/>
-          <w:tblCellMar>
-            <w:top w:w="15" w:type="dxa"/>
-            <w:left w:w="15" w:type="dxa"/>
-            <w:bottom w:w="15" w:type="dxa"/>
-            <w:right w:w="15" w:type="dxa"/>
-          </w:tblCellMar>
-        </w:tblPrEx>
         <w:trPr>
           <w:tblCellSpacing w:w="15" w:type="dxa"/>
         </w:trPr>
         <w:tc>
           <w:tcPr>
             <w:tcW w:w="0" w:type="auto"/>
-            <w:shd w:val="clear" w:color="auto" w:fill="auto"/>
+            <w:shd w:val="clear"/>
             <w:vAlign w:val="center"/>
           </w:tcPr>
           <w:p>
@@ -2114,7 +2027,7 @@
             </w:pPr>
             <w:r>
               <w:rPr>
-                <w:rFonts w:hint="default" w:ascii="Calibri Regular" w:hAnsi="Calibri Regular" w:eastAsia="SimSun" w:cs="Calibri Regular"/>
+                <w:rFonts w:hint="default" w:ascii="Calibri Regular" w:hAnsi="Calibri Regular" w:eastAsia="宋体" w:cs="Calibri Regular"/>
                 <w:kern w:val="0"/>
                 <w:sz w:val="20"/>
                 <w:szCs w:val="20"/>
@@ -2127,7 +2040,7 @@
         <w:tc>
           <w:tcPr>
             <w:tcW w:w="0" w:type="auto"/>
-            <w:shd w:val="clear" w:color="auto" w:fill="auto"/>
+            <w:shd w:val="clear"/>
             <w:vAlign w:val="center"/>
           </w:tcPr>
           <w:p>
@@ -2145,7 +2058,7 @@
             </w:pPr>
             <w:r>
               <w:rPr>
-                <w:rFonts w:hint="default" w:ascii="Calibri Regular" w:hAnsi="Calibri Regular" w:eastAsia="SimSun" w:cs="Calibri Regular"/>
+                <w:rFonts w:hint="default" w:ascii="Calibri Regular" w:hAnsi="Calibri Regular" w:eastAsia="宋体" w:cs="Calibri Regular"/>
                 <w:kern w:val="0"/>
                 <w:sz w:val="20"/>
                 <w:szCs w:val="20"/>
@@ -2155,7 +2068,7 @@
             </w:r>
             <w:r>
               <w:rPr>
-                <w:rFonts w:hint="default" w:ascii="Calibri Regular" w:hAnsi="Calibri Regular" w:eastAsia="SimSun" w:cs="Calibri Regular"/>
+                <w:rFonts w:hint="default" w:ascii="Calibri Regular" w:hAnsi="Calibri Regular" w:eastAsia="宋体" w:cs="Calibri Regular"/>
                 <w:kern w:val="0"/>
                 <w:sz w:val="20"/>
                 <w:szCs w:val="20"/>
@@ -2165,7 +2078,7 @@
             </w:r>
             <w:r>
               <w:rPr>
-                <w:rFonts w:hint="default" w:ascii="Calibri Regular" w:hAnsi="Calibri Regular" w:eastAsia="SimSun" w:cs="Calibri Regular"/>
+                <w:rFonts w:hint="default" w:ascii="Calibri Regular" w:hAnsi="Calibri Regular" w:eastAsia="宋体" w:cs="Calibri Regular"/>
                 <w:kern w:val="0"/>
                 <w:sz w:val="20"/>
                 <w:szCs w:val="20"/>
@@ -2175,8 +2088,8 @@
             </w:r>
             <w:r>
               <w:rPr>
-                <w:rStyle w:val="9"/>
-                <w:rFonts w:hint="default" w:ascii="Calibri Regular" w:hAnsi="Calibri Regular" w:eastAsia="SimSun" w:cs="Calibri Regular"/>
+                <w:rStyle w:val="8"/>
+                <w:rFonts w:hint="default" w:ascii="Calibri Regular" w:hAnsi="Calibri Regular" w:eastAsia="宋体" w:cs="Calibri Regular"/>
                 <w:sz w:val="20"/>
                 <w:szCs w:val="20"/>
               </w:rPr>
@@ -2184,7 +2097,7 @@
             </w:r>
             <w:r>
               <w:rPr>
-                <w:rFonts w:hint="default" w:ascii="Calibri Regular" w:hAnsi="Calibri Regular" w:eastAsia="SimSun" w:cs="Calibri Regular"/>
+                <w:rFonts w:hint="default" w:ascii="Calibri Regular" w:hAnsi="Calibri Regular" w:eastAsia="宋体" w:cs="Calibri Regular"/>
                 <w:kern w:val="0"/>
                 <w:sz w:val="20"/>
                 <w:szCs w:val="20"/>
@@ -2196,30 +2109,13 @@
         </w:tc>
       </w:tr>
       <w:tr>
-        <w:tblPrEx>
-          <w:tblBorders>
-            <w:top w:val="none" w:color="auto" w:sz="0" w:space="0"/>
-            <w:left w:val="none" w:color="auto" w:sz="0" w:space="0"/>
-            <w:bottom w:val="none" w:color="auto" w:sz="0" w:space="0"/>
-            <w:right w:val="none" w:color="auto" w:sz="0" w:space="0"/>
-            <w:insideH w:val="none" w:color="auto" w:sz="0" w:space="0"/>
-            <w:insideV w:val="none" w:color="auto" w:sz="0" w:space="0"/>
-          </w:tblBorders>
-          <w:shd w:val="clear" w:color="auto" w:fill="auto"/>
-          <w:tblCellMar>
-            <w:top w:w="15" w:type="dxa"/>
-            <w:left w:w="15" w:type="dxa"/>
-            <w:bottom w:w="15" w:type="dxa"/>
-            <w:right w:w="15" w:type="dxa"/>
-          </w:tblCellMar>
-        </w:tblPrEx>
         <w:trPr>
           <w:tblCellSpacing w:w="15" w:type="dxa"/>
         </w:trPr>
         <w:tc>
           <w:tcPr>
             <w:tcW w:w="0" w:type="auto"/>
-            <w:shd w:val="clear" w:color="auto" w:fill="auto"/>
+            <w:shd w:val="clear"/>
             <w:vAlign w:val="center"/>
           </w:tcPr>
           <w:p>
@@ -2237,7 +2133,7 @@
             </w:pPr>
             <w:r>
               <w:rPr>
-                <w:rFonts w:hint="default" w:ascii="Calibri Regular" w:hAnsi="Calibri Regular" w:eastAsia="SimSun" w:cs="Calibri Regular"/>
+                <w:rFonts w:hint="default" w:ascii="Calibri Regular" w:hAnsi="Calibri Regular" w:eastAsia="宋体" w:cs="Calibri Regular"/>
                 <w:kern w:val="0"/>
                 <w:sz w:val="20"/>
                 <w:szCs w:val="20"/>
@@ -2250,7 +2146,7 @@
         <w:tc>
           <w:tcPr>
             <w:tcW w:w="0" w:type="auto"/>
-            <w:shd w:val="clear" w:color="auto" w:fill="auto"/>
+            <w:shd w:val="clear"/>
             <w:vAlign w:val="center"/>
           </w:tcPr>
           <w:p>
@@ -2268,7 +2164,7 @@
             </w:pPr>
             <w:r>
               <w:rPr>
-                <w:rFonts w:hint="default" w:ascii="Calibri Regular" w:hAnsi="Calibri Regular" w:eastAsia="SimSun" w:cs="Calibri Regular"/>
+                <w:rFonts w:hint="default" w:ascii="Calibri Regular" w:hAnsi="Calibri Regular" w:eastAsia="宋体" w:cs="Calibri Regular"/>
                 <w:kern w:val="0"/>
                 <w:sz w:val="20"/>
                 <w:szCs w:val="20"/>
@@ -2278,7 +2174,7 @@
             </w:r>
             <w:r>
               <w:rPr>
-                <w:rFonts w:hint="default" w:ascii="Calibri Regular" w:hAnsi="Calibri Regular" w:eastAsia="SimSun" w:cs="Calibri Regular"/>
+                <w:rFonts w:hint="default" w:ascii="Calibri Regular" w:hAnsi="Calibri Regular" w:eastAsia="宋体" w:cs="Calibri Regular"/>
                 <w:kern w:val="0"/>
                 <w:sz w:val="20"/>
                 <w:szCs w:val="20"/>
@@ -2288,7 +2184,7 @@
             </w:r>
             <w:r>
               <w:rPr>
-                <w:rFonts w:hint="default" w:ascii="Calibri Regular" w:hAnsi="Calibri Regular" w:eastAsia="SimSun" w:cs="Calibri Regular"/>
+                <w:rFonts w:hint="default" w:ascii="Calibri Regular" w:hAnsi="Calibri Regular" w:eastAsia="宋体" w:cs="Calibri Regular"/>
                 <w:kern w:val="0"/>
                 <w:sz w:val="20"/>
                 <w:szCs w:val="20"/>
@@ -2298,8 +2194,8 @@
             </w:r>
             <w:r>
               <w:rPr>
-                <w:rStyle w:val="9"/>
-                <w:rFonts w:hint="default" w:ascii="Calibri Regular" w:hAnsi="Calibri Regular" w:eastAsia="SimSun" w:cs="Calibri Regular"/>
+                <w:rStyle w:val="8"/>
+                <w:rFonts w:hint="default" w:ascii="Calibri Regular" w:hAnsi="Calibri Regular" w:eastAsia="宋体" w:cs="Calibri Regular"/>
                 <w:sz w:val="20"/>
                 <w:szCs w:val="20"/>
               </w:rPr>
@@ -2307,7 +2203,7 @@
             </w:r>
             <w:r>
               <w:rPr>
-                <w:rFonts w:hint="default" w:ascii="Calibri Regular" w:hAnsi="Calibri Regular" w:eastAsia="SimSun" w:cs="Calibri Regular"/>
+                <w:rFonts w:hint="default" w:ascii="Calibri Regular" w:hAnsi="Calibri Regular" w:eastAsia="宋体" w:cs="Calibri Regular"/>
                 <w:kern w:val="0"/>
                 <w:sz w:val="20"/>
                 <w:szCs w:val="20"/>
@@ -2317,7 +2213,7 @@
             </w:r>
             <w:r>
               <w:rPr>
-                <w:rFonts w:hint="default" w:ascii="Calibri Regular" w:hAnsi="Calibri Regular" w:eastAsia="SimSun" w:cs="Calibri Regular"/>
+                <w:rFonts w:hint="default" w:ascii="Calibri Regular" w:hAnsi="Calibri Regular" w:eastAsia="宋体" w:cs="Calibri Regular"/>
                 <w:kern w:val="0"/>
                 <w:sz w:val="20"/>
                 <w:szCs w:val="20"/>
@@ -2327,7 +2223,7 @@
             </w:r>
             <w:r>
               <w:rPr>
-                <w:rFonts w:hint="default" w:ascii="Calibri Regular" w:hAnsi="Calibri Regular" w:eastAsia="SimSun" w:cs="Calibri Regular"/>
+                <w:rFonts w:hint="default" w:ascii="Calibri Regular" w:hAnsi="Calibri Regular" w:eastAsia="宋体" w:cs="Calibri Regular"/>
                 <w:kern w:val="0"/>
                 <w:sz w:val="20"/>
                 <w:szCs w:val="20"/>
@@ -2337,7 +2233,7 @@
             </w:r>
             <w:r>
               <w:rPr>
-                <w:rFonts w:hint="default" w:ascii="Calibri Regular" w:hAnsi="Calibri Regular" w:eastAsia="SimSun" w:cs="Calibri Regular"/>
+                <w:rFonts w:hint="default" w:ascii="Calibri Regular" w:hAnsi="Calibri Regular" w:eastAsia="宋体" w:cs="Calibri Regular"/>
                 <w:kern w:val="0"/>
                 <w:sz w:val="20"/>
                 <w:szCs w:val="20"/>
@@ -2347,7 +2243,7 @@
             </w:r>
             <w:r>
               <w:rPr>
-                <w:rFonts w:hint="default" w:ascii="Calibri Regular" w:hAnsi="Calibri Regular" w:eastAsia="SimSun" w:cs="Calibri Regular"/>
+                <w:rFonts w:hint="default" w:ascii="Calibri Regular" w:hAnsi="Calibri Regular" w:eastAsia="宋体" w:cs="Calibri Regular"/>
                 <w:kern w:val="0"/>
                 <w:sz w:val="20"/>
                 <w:szCs w:val="20"/>
@@ -2357,8 +2253,8 @@
             </w:r>
             <w:r>
               <w:rPr>
-                <w:rStyle w:val="9"/>
-                <w:rFonts w:hint="default" w:ascii="Calibri Regular" w:hAnsi="Calibri Regular" w:eastAsia="SimSun" w:cs="Calibri Regular"/>
+                <w:rStyle w:val="8"/>
+                <w:rFonts w:hint="default" w:ascii="Calibri Regular" w:hAnsi="Calibri Regular" w:eastAsia="宋体" w:cs="Calibri Regular"/>
                 <w:sz w:val="20"/>
                 <w:szCs w:val="20"/>
               </w:rPr>
@@ -2366,7 +2262,7 @@
             </w:r>
             <w:r>
               <w:rPr>
-                <w:rFonts w:hint="default" w:ascii="Calibri Regular" w:hAnsi="Calibri Regular" w:eastAsia="SimSun" w:cs="Calibri Regular"/>
+                <w:rFonts w:hint="default" w:ascii="Calibri Regular" w:hAnsi="Calibri Regular" w:eastAsia="宋体" w:cs="Calibri Regular"/>
                 <w:kern w:val="0"/>
                 <w:sz w:val="20"/>
                 <w:szCs w:val="20"/>
@@ -2378,30 +2274,13 @@
         </w:tc>
       </w:tr>
       <w:tr>
-        <w:tblPrEx>
-          <w:tblBorders>
-            <w:top w:val="none" w:color="auto" w:sz="0" w:space="0"/>
-            <w:left w:val="none" w:color="auto" w:sz="0" w:space="0"/>
-            <w:bottom w:val="none" w:color="auto" w:sz="0" w:space="0"/>
-            <w:right w:val="none" w:color="auto" w:sz="0" w:space="0"/>
-            <w:insideH w:val="none" w:color="auto" w:sz="0" w:space="0"/>
-            <w:insideV w:val="none" w:color="auto" w:sz="0" w:space="0"/>
-          </w:tblBorders>
-          <w:shd w:val="clear" w:color="auto" w:fill="auto"/>
-          <w:tblCellMar>
-            <w:top w:w="15" w:type="dxa"/>
-            <w:left w:w="15" w:type="dxa"/>
-            <w:bottom w:w="15" w:type="dxa"/>
-            <w:right w:w="15" w:type="dxa"/>
-          </w:tblCellMar>
-        </w:tblPrEx>
         <w:trPr>
           <w:tblCellSpacing w:w="15" w:type="dxa"/>
         </w:trPr>
         <w:tc>
           <w:tcPr>
             <w:tcW w:w="0" w:type="auto"/>
-            <w:shd w:val="clear" w:color="auto" w:fill="auto"/>
+            <w:shd w:val="clear"/>
             <w:vAlign w:val="center"/>
           </w:tcPr>
           <w:p>
@@ -2419,7 +2298,7 @@
             </w:pPr>
             <w:r>
               <w:rPr>
-                <w:rFonts w:hint="default" w:ascii="Calibri Regular" w:hAnsi="Calibri Regular" w:eastAsia="SimSun" w:cs="Calibri Regular"/>
+                <w:rFonts w:hint="default" w:ascii="Calibri Regular" w:hAnsi="Calibri Regular" w:eastAsia="宋体" w:cs="Calibri Regular"/>
                 <w:kern w:val="0"/>
                 <w:sz w:val="20"/>
                 <w:szCs w:val="20"/>
@@ -2432,7 +2311,7 @@
         <w:tc>
           <w:tcPr>
             <w:tcW w:w="0" w:type="auto"/>
-            <w:shd w:val="clear" w:color="auto" w:fill="auto"/>
+            <w:shd w:val="clear"/>
             <w:vAlign w:val="center"/>
           </w:tcPr>
           <w:p>
@@ -2450,7 +2329,7 @@
             </w:pPr>
             <w:r>
               <w:rPr>
-                <w:rFonts w:hint="default" w:ascii="Calibri Regular" w:hAnsi="Calibri Regular" w:eastAsia="SimSun" w:cs="Calibri Regular"/>
+                <w:rFonts w:hint="default" w:ascii="Calibri Regular" w:hAnsi="Calibri Regular" w:eastAsia="宋体" w:cs="Calibri Regular"/>
                 <w:kern w:val="0"/>
                 <w:sz w:val="20"/>
                 <w:szCs w:val="20"/>
@@ -2460,7 +2339,7 @@
             </w:r>
             <w:r>
               <w:rPr>
-                <w:rFonts w:hint="default" w:ascii="Calibri Regular" w:hAnsi="Calibri Regular" w:eastAsia="SimSun" w:cs="Calibri Regular"/>
+                <w:rFonts w:hint="default" w:ascii="Calibri Regular" w:hAnsi="Calibri Regular" w:eastAsia="宋体" w:cs="Calibri Regular"/>
                 <w:kern w:val="0"/>
                 <w:sz w:val="20"/>
                 <w:szCs w:val="20"/>
@@ -2470,7 +2349,7 @@
             </w:r>
             <w:r>
               <w:rPr>
-                <w:rFonts w:hint="default" w:ascii="Calibri Regular" w:hAnsi="Calibri Regular" w:eastAsia="SimSun" w:cs="Calibri Regular"/>
+                <w:rFonts w:hint="default" w:ascii="Calibri Regular" w:hAnsi="Calibri Regular" w:eastAsia="宋体" w:cs="Calibri Regular"/>
                 <w:kern w:val="0"/>
                 <w:sz w:val="20"/>
                 <w:szCs w:val="20"/>
@@ -2480,8 +2359,8 @@
             </w:r>
             <w:r>
               <w:rPr>
-                <w:rStyle w:val="9"/>
-                <w:rFonts w:hint="default" w:ascii="Calibri Regular" w:hAnsi="Calibri Regular" w:eastAsia="SimSun" w:cs="Calibri Regular"/>
+                <w:rStyle w:val="8"/>
+                <w:rFonts w:hint="default" w:ascii="Calibri Regular" w:hAnsi="Calibri Regular" w:eastAsia="宋体" w:cs="Calibri Regular"/>
                 <w:sz w:val="20"/>
                 <w:szCs w:val="20"/>
               </w:rPr>
@@ -2489,7 +2368,7 @@
             </w:r>
             <w:r>
               <w:rPr>
-                <w:rFonts w:hint="default" w:ascii="Calibri Regular" w:hAnsi="Calibri Regular" w:eastAsia="SimSun" w:cs="Calibri Regular"/>
+                <w:rFonts w:hint="default" w:ascii="Calibri Regular" w:hAnsi="Calibri Regular" w:eastAsia="宋体" w:cs="Calibri Regular"/>
                 <w:kern w:val="0"/>
                 <w:sz w:val="20"/>
                 <w:szCs w:val="20"/>
@@ -2499,7 +2378,7 @@
             </w:r>
             <w:r>
               <w:rPr>
-                <w:rFonts w:hint="default" w:ascii="Calibri Regular" w:hAnsi="Calibri Regular" w:eastAsia="SimSun" w:cs="Calibri Regular"/>
+                <w:rFonts w:hint="default" w:ascii="Calibri Regular" w:hAnsi="Calibri Regular" w:eastAsia="宋体" w:cs="Calibri Regular"/>
                 <w:kern w:val="0"/>
                 <w:sz w:val="20"/>
                 <w:szCs w:val="20"/>
@@ -2509,7 +2388,7 @@
             </w:r>
             <w:r>
               <w:rPr>
-                <w:rFonts w:hint="default" w:ascii="Calibri Regular" w:hAnsi="Calibri Regular" w:eastAsia="SimSun" w:cs="Calibri Regular"/>
+                <w:rFonts w:hint="default" w:ascii="Calibri Regular" w:hAnsi="Calibri Regular" w:eastAsia="宋体" w:cs="Calibri Regular"/>
                 <w:kern w:val="0"/>
                 <w:sz w:val="20"/>
                 <w:szCs w:val="20"/>
@@ -2519,7 +2398,7 @@
             </w:r>
             <w:r>
               <w:rPr>
-                <w:rFonts w:hint="default" w:ascii="Calibri Regular" w:hAnsi="Calibri Regular" w:eastAsia="SimSun" w:cs="Calibri Regular"/>
+                <w:rFonts w:hint="default" w:ascii="Calibri Regular" w:hAnsi="Calibri Regular" w:eastAsia="宋体" w:cs="Calibri Regular"/>
                 <w:kern w:val="0"/>
                 <w:sz w:val="20"/>
                 <w:szCs w:val="20"/>
@@ -2529,7 +2408,7 @@
             </w:r>
             <w:r>
               <w:rPr>
-                <w:rFonts w:hint="default" w:ascii="Calibri Regular" w:hAnsi="Calibri Regular" w:eastAsia="SimSun" w:cs="Calibri Regular"/>
+                <w:rFonts w:hint="default" w:ascii="Calibri Regular" w:hAnsi="Calibri Regular" w:eastAsia="宋体" w:cs="Calibri Regular"/>
                 <w:kern w:val="0"/>
                 <w:sz w:val="20"/>
                 <w:szCs w:val="20"/>
@@ -2539,8 +2418,8 @@
             </w:r>
             <w:r>
               <w:rPr>
-                <w:rStyle w:val="9"/>
-                <w:rFonts w:hint="default" w:ascii="Calibri Regular" w:hAnsi="Calibri Regular" w:eastAsia="SimSun" w:cs="Calibri Regular"/>
+                <w:rStyle w:val="8"/>
+                <w:rFonts w:hint="default" w:ascii="Calibri Regular" w:hAnsi="Calibri Regular" w:eastAsia="宋体" w:cs="Calibri Regular"/>
                 <w:sz w:val="20"/>
                 <w:szCs w:val="20"/>
               </w:rPr>
@@ -2548,7 +2427,7 @@
             </w:r>
             <w:r>
               <w:rPr>
-                <w:rFonts w:hint="default" w:ascii="Calibri Regular" w:hAnsi="Calibri Regular" w:eastAsia="SimSun" w:cs="Calibri Regular"/>
+                <w:rFonts w:hint="default" w:ascii="Calibri Regular" w:hAnsi="Calibri Regular" w:eastAsia="宋体" w:cs="Calibri Regular"/>
                 <w:kern w:val="0"/>
                 <w:sz w:val="20"/>
                 <w:szCs w:val="20"/>
@@ -2562,7 +2441,7 @@
     </w:tbl>
     <w:p>
       <w:pPr>
-        <w:pStyle w:val="11"/>
+        <w:pStyle w:val="10"/>
         <w:rPr>
           <w:rFonts w:hint="default" w:ascii="Calibri Regular" w:hAnsi="Calibri Regular" w:cs="Calibri Regular"/>
           <w:sz w:val="20"/>
@@ -2593,7 +2472,7 @@
       </w:pPr>
       <w:r>
         <w:rPr>
-          <w:rFonts w:hint="default" w:ascii="Calibri Regular" w:hAnsi="Calibri Regular" w:eastAsia="SimSun" w:cs="Calibri Regular"/>
+          <w:rFonts w:hint="default" w:ascii="Calibri Regular" w:hAnsi="Calibri Regular" w:eastAsia="宋体" w:cs="Calibri Regular"/>
           <w:kern w:val="0"/>
           <w:sz w:val="20"/>
           <w:szCs w:val="20"/>
@@ -2643,9 +2522,10 @@
           </mc:Choice>
           <mc:Fallback>
             <w:pict>
-              <v:rect id="AutoShape 11" o:spid="_x0000_s1026" o:spt="1" style="height:0pt;width:0.05pt;" filled="f" stroked="t" coordsize="21600,21600" o:gfxdata="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">
+              <v:rect id="AutoShape 11" o:spid="_x0000_s1026" o:spt="1" style="height:0pt;width:0.05pt;" filled="f" coordsize="21600,21600" o:gfxdata="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">
+                <v:path/>
                 <v:fill on="f" focussize="0,0"/>
-                <v:stroke color="#000000" joinstyle="miter"/>
+                <v:stroke/>
                 <v:imagedata o:title=""/>
                 <o:lock v:ext="edit" aspectratio="t"/>
                 <w10:wrap type="none"/>
@@ -2658,7 +2538,7 @@
     </w:p>
     <w:p>
       <w:pPr>
-        <w:pStyle w:val="10"/>
+        <w:pStyle w:val="9"/>
         <w:keepNext w:val="0"/>
         <w:keepLines w:val="0"/>
         <w:widowControl/>
@@ -2674,7 +2554,7 @@
     </w:p>
     <w:p>
       <w:pPr>
-        <w:pStyle w:val="12"/>
+        <w:pStyle w:val="11"/>
         <w:rPr>
           <w:rFonts w:hint="default" w:ascii="Calibri Regular" w:hAnsi="Calibri Regular" w:cs="Calibri Regular"/>
           <w:sz w:val="20"/>
@@ -2871,7 +2751,7 @@
   <w:docDefaults>
     <w:rPrDefault>
       <w:rPr>
-        <w:rFonts w:ascii="Times New Roman" w:hAnsi="Times New Roman" w:eastAsia="SimSun" w:cs="Times New Roman"/>
+        <w:rFonts w:ascii="Times New Roman" w:hAnsi="Times New Roman" w:eastAsia="宋体" w:cs="Times New Roman"/>
       </w:rPr>
     </w:rPrDefault>
     <w:pPrDefault/>
@@ -2942,7 +2822,7 @@
     <w:lsdException w:qFormat="1" w:unhideWhenUsed="0" w:uiPriority="0" w:semiHidden="0" w:name="Title"/>
     <w:lsdException w:unhideWhenUsed="0" w:uiPriority="0" w:semiHidden="0" w:name="Closing"/>
     <w:lsdException w:unhideWhenUsed="0" w:uiPriority="0" w:semiHidden="0" w:name="Signature"/>
-    <w:lsdException w:qFormat="1" w:unhideWhenUsed="0" w:uiPriority="0" w:name="Default Paragraph Font"/>
+    <w:lsdException w:unhideWhenUsed="0" w:uiPriority="0" w:name="Default Paragraph Font"/>
     <w:lsdException w:unhideWhenUsed="0" w:uiPriority="0" w:semiHidden="0" w:name="Body Text"/>
     <w:lsdException w:unhideWhenUsed="0" w:uiPriority="0" w:semiHidden="0" w:name="Body Text Indent"/>
     <w:lsdException w:unhideWhenUsed="0" w:uiPriority="0" w:semiHidden="0" w:name="List Continue"/>
@@ -2962,25 +2842,27 @@
     <w:lsdException w:unhideWhenUsed="0" w:uiPriority="0" w:semiHidden="0" w:name="Body Text Indent 2"/>
     <w:lsdException w:unhideWhenUsed="0" w:uiPriority="0" w:semiHidden="0" w:name="Body Text Indent 3"/>
     <w:lsdException w:unhideWhenUsed="0" w:uiPriority="0" w:semiHidden="0" w:name="Block Text"/>
-    <w:lsdException w:qFormat="1" w:unhideWhenUsed="0" w:uiPriority="0" w:semiHidden="0" w:name="Hyperlink"/>
+    <w:lsdException w:unhideWhenUsed="0" w:uiPriority="0" w:semiHidden="0" w:name="Hyperlink"/>
     <w:lsdException w:unhideWhenUsed="0" w:uiPriority="0" w:semiHidden="0" w:name="FollowedHyperlink"/>
     <w:lsdException w:qFormat="1" w:unhideWhenUsed="0" w:uiPriority="0" w:semiHidden="0" w:name="Strong"/>
     <w:lsdException w:qFormat="1" w:unhideWhenUsed="0" w:uiPriority="0" w:semiHidden="0" w:name="Emphasis"/>
     <w:lsdException w:unhideWhenUsed="0" w:uiPriority="0" w:semiHidden="0" w:name="Document Map"/>
     <w:lsdException w:unhideWhenUsed="0" w:uiPriority="0" w:semiHidden="0" w:name="Plain Text"/>
     <w:lsdException w:unhideWhenUsed="0" w:uiPriority="0" w:semiHidden="0" w:name="E-mail Signature"/>
-    <w:lsdException w:qFormat="1" w:unhideWhenUsed="0" w:uiPriority="0" w:semiHidden="0" w:name="Normal (Web)"/>
+    <w:lsdException w:unhideWhenUsed="0" w:uiPriority="0" w:semiHidden="0" w:name=""/>
+    <w:lsdException w:unhideWhenUsed="0" w:uiPriority="0" w:semiHidden="0" w:name=""/>
+    <w:lsdException w:unhideWhenUsed="0" w:uiPriority="0" w:semiHidden="0" w:name="Normal (Web)"/>
     <w:lsdException w:unhideWhenUsed="0" w:uiPriority="0" w:semiHidden="0" w:name="HTML Acronym"/>
     <w:lsdException w:unhideWhenUsed="0" w:uiPriority="0" w:semiHidden="0" w:name="HTML Address"/>
     <w:lsdException w:unhideWhenUsed="0" w:uiPriority="0" w:semiHidden="0" w:name="HTML Cite"/>
-    <w:lsdException w:qFormat="1" w:unhideWhenUsed="0" w:uiPriority="0" w:semiHidden="0" w:name="HTML Code"/>
+    <w:lsdException w:unhideWhenUsed="0" w:uiPriority="0" w:semiHidden="0" w:name="HTML Code"/>
     <w:lsdException w:unhideWhenUsed="0" w:uiPriority="0" w:semiHidden="0" w:name="HTML Definition"/>
     <w:lsdException w:unhideWhenUsed="0" w:uiPriority="0" w:semiHidden="0" w:name="HTML Keyboard"/>
-    <w:lsdException w:qFormat="1" w:unhideWhenUsed="0" w:uiPriority="0" w:semiHidden="0" w:name="HTML Preformatted"/>
+    <w:lsdException w:unhideWhenUsed="0" w:uiPriority="0" w:semiHidden="0" w:name="HTML Preformatted"/>
     <w:lsdException w:unhideWhenUsed="0" w:uiPriority="0" w:semiHidden="0" w:name="HTML Sample"/>
     <w:lsdException w:unhideWhenUsed="0" w:uiPriority="0" w:semiHidden="0" w:name="HTML Typewriter"/>
     <w:lsdException w:unhideWhenUsed="0" w:uiPriority="0" w:semiHidden="0" w:name="HTML Variable"/>
-    <w:lsdException w:qFormat="1" w:unhideWhenUsed="0" w:uiPriority="0" w:name="Normal Table"/>
+    <w:lsdException w:unhideWhenUsed="0" w:uiPriority="0" w:name="Normal Table"/>
     <w:lsdException w:unhideWhenUsed="0" w:uiPriority="0" w:semiHidden="0" w:name="annotation subject"/>
     <w:lsdException w:unhideWhenUsed="0" w:uiPriority="0" w:semiHidden="0" w:name="Table Simple 1"/>
     <w:lsdException w:unhideWhenUsed="0" w:uiPriority="0" w:semiHidden="0" w:name="Table Simple 2"/>
@@ -3145,7 +3027,7 @@
       <w:jc w:val="left"/>
     </w:pPr>
     <w:rPr>
-      <w:rFonts w:hint="eastAsia" w:ascii="SimSun" w:hAnsi="SimSun" w:eastAsia="SimSun" w:cs="SimSun"/>
+      <w:rFonts w:hint="eastAsia" w:ascii="宋体" w:hAnsi="宋体" w:eastAsia="宋体" w:cs="宋体"/>
       <w:b/>
       <w:bCs/>
       <w:kern w:val="44"/>
@@ -3166,7 +3048,7 @@
       <w:jc w:val="left"/>
     </w:pPr>
     <w:rPr>
-      <w:rFonts w:hint="eastAsia" w:ascii="SimSun" w:hAnsi="SimSun" w:eastAsia="SimSun" w:cs="SimSun"/>
+      <w:rFonts w:hint="eastAsia" w:ascii="宋体" w:hAnsi="宋体" w:eastAsia="宋体" w:cs="宋体"/>
       <w:b/>
       <w:bCs/>
       <w:kern w:val="0"/>
@@ -3178,13 +3060,11 @@
   <w:style w:type="character" w:default="1" w:styleId="4">
     <w:name w:val="Default Paragraph Font"/>
     <w:semiHidden/>
-    <w:qFormat/>
     <w:uiPriority w:val="0"/>
   </w:style>
   <w:style w:type="table" w:default="1" w:styleId="5">
     <w:name w:val="Normal Table"/>
     <w:semiHidden/>
-    <w:qFormat/>
     <w:uiPriority w:val="0"/>
     <w:tblPr>
       <w:tblCellMar>
@@ -3196,18 +3076,8 @@
     </w:tblPr>
   </w:style>
   <w:style w:type="character" w:styleId="6">
-    <w:name w:val="FollowedHyperlink"/>
-    <w:basedOn w:val="4"/>
-    <w:uiPriority w:val="0"/>
-    <w:rPr>
-      <w:color w:val="800080"/>
-      <w:u w:val="single"/>
-    </w:rPr>
-  </w:style>
-  <w:style w:type="character" w:styleId="7">
     <w:name w:val="HTML Code"/>
     <w:basedOn w:val="4"/>
-    <w:qFormat/>
     <w:uiPriority w:val="0"/>
     <w:rPr>
       <w:rFonts w:ascii="Courier New" w:hAnsi="Courier New" w:cs="Courier New"/>
@@ -3215,9 +3085,8 @@
       <w:szCs w:val="20"/>
     </w:rPr>
   </w:style>
-  <w:style w:type="paragraph" w:styleId="8">
+  <w:style w:type="paragraph" w:styleId="7">
     <w:name w:val="HTML Preformatted"/>
-    <w:qFormat/>
     <w:uiPriority w:val="0"/>
     <w:pPr>
       <w:tabs>
@@ -3241,26 +3110,24 @@
       <w:jc w:val="left"/>
     </w:pPr>
     <w:rPr>
-      <w:rFonts w:hint="eastAsia" w:ascii="SimSun" w:hAnsi="SimSun" w:eastAsia="SimSun" w:cs="SimSun"/>
+      <w:rFonts w:hint="eastAsia" w:ascii="宋体" w:hAnsi="宋体" w:eastAsia="宋体" w:cs="宋体"/>
       <w:kern w:val="0"/>
       <w:sz w:val="24"/>
       <w:szCs w:val="24"/>
       <w:lang w:val="en-US" w:eastAsia="zh-CN" w:bidi="ar"/>
     </w:rPr>
   </w:style>
-  <w:style w:type="character" w:styleId="9">
+  <w:style w:type="character" w:styleId="8">
     <w:name w:val="Hyperlink"/>
     <w:basedOn w:val="4"/>
-    <w:qFormat/>
     <w:uiPriority w:val="0"/>
     <w:rPr>
       <w:color w:val="0000FF"/>
       <w:u w:val="single"/>
     </w:rPr>
   </w:style>
-  <w:style w:type="paragraph" w:styleId="10">
+  <w:style w:type="paragraph" w:styleId="9">
     <w:name w:val="Normal (Web)"/>
-    <w:qFormat/>
     <w:uiPriority w:val="0"/>
     <w:pPr>
       <w:spacing w:before="0" w:beforeAutospacing="1" w:after="0" w:afterAutospacing="1"/>
@@ -3268,18 +3135,16 @@
       <w:jc w:val="left"/>
     </w:pPr>
     <w:rPr>
-      <w:rFonts w:ascii="Times New Roman" w:hAnsi="Times New Roman" w:eastAsia="SimSun" w:cs="Times New Roman"/>
       <w:kern w:val="0"/>
       <w:sz w:val="24"/>
       <w:szCs w:val="24"/>
       <w:lang w:val="en-US" w:eastAsia="zh-CN" w:bidi="ar"/>
     </w:rPr>
   </w:style>
-  <w:style w:type="paragraph" w:customStyle="1" w:styleId="11">
-    <w:name w:val="_Style 9"/>
+  <w:style w:type="paragraph" w:styleId="10">
+    <w:name w:val=""/>
     <w:basedOn w:val="1"/>
     <w:next w:val="1"/>
-    <w:qFormat/>
     <w:uiPriority w:val="0"/>
     <w:pPr>
       <w:pBdr>
@@ -3288,16 +3153,15 @@
       <w:jc w:val="center"/>
     </w:pPr>
     <w:rPr>
-      <w:rFonts w:ascii="Arial" w:eastAsia="SimSun"/>
+      <w:rFonts w:ascii="Arial" w:eastAsia="宋体"/>
       <w:vanish/>
       <w:sz w:val="16"/>
     </w:rPr>
   </w:style>
-  <w:style w:type="paragraph" w:customStyle="1" w:styleId="12">
-    <w:name w:val="_Style 10"/>
+  <w:style w:type="paragraph" w:styleId="11">
+    <w:name w:val=""/>
     <w:basedOn w:val="1"/>
     <w:next w:val="1"/>
-    <w:qFormat/>
     <w:uiPriority w:val="0"/>
     <w:pPr>
       <w:pBdr>
@@ -3306,7 +3170,7 @@
       <w:jc w:val="center"/>
     </w:pPr>
     <w:rPr>
-      <w:rFonts w:ascii="Arial" w:eastAsia="SimSun"/>
+      <w:rFonts w:ascii="Arial" w:eastAsia="宋体"/>
       <w:vanish/>
       <w:sz w:val="16"/>
     </w:rPr>
@@ -3559,21 +3423,4 @@
   </a:themeElements>
   <a:objectDefaults/>
 </a:theme>
-</file>
-
-<file path=customXml/item1.xml><?xml version="1.0" encoding="utf-8"?>
-<s:customData xmlns="http://www.wps.cn/officeDocument/2013/wpsCustomData" xmlns:s="http://www.wps.cn/officeDocument/2013/wpsCustomData">
-  <customSectProps/>
-  <customShpExts>
-    <customShpInfo spid="_x0000_s1026"/>
-  </customShpExts>
-</s:customData>
-</file>
-
-<file path=customXml/itemProps1.xml><?xml version="1.0" encoding="utf-8"?>
-<ds:datastoreItem xmlns:ds="http://schemas.openxmlformats.org/officeDocument/2006/customXml" ds:itemID="{B1977F7D-205B-4081-913C-38D41E755F92}">
-  <ds:schemaRefs>
-    <ds:schemaRef ds:uri="http://www.wps.cn/officeDocument/2013/wpsCustomData"/>
-  </ds:schemaRefs>
-</ds:datastoreItem>
 </file>